--- a/en/wisdom-stories/scarf-seller.docx
+++ b/en/wisdom-stories/scarf-seller.docx
@@ -13,7 +13,7 @@
     <w:p>
       <w:pPr/>
       <w:r>
-        <w:t>The city was bitterly cold that night. I picked my way over the icy pavement toward the bus, relieved to reach it without falling. A boy approached, offering scarves for sale. All I wanted was to get inside and warm up.</w:t>
+        <w:t>The night’s frost had covered the city, and it seemed my breath would freeze too. I picked my way over the icy pavement toward the bus. I thought, “Thank God, I got here safe and sound.” A boy approached, offering scarves for sale. All I wanted was to get on the bus.</w:t>
       </w:r>
     </w:p>
     <w:p>
@@ -73,7 +73,7 @@
     <w:p>
       <w:pPr/>
       <w:r>
-        <w:t>I hurried back outside. The boy was still offering scarves to passengers. He was twelve or thirteen, in a thin coat with no gloves. His nose was red, but his dark eyes shone, and he greeted me with an innocent smile. I touched his shoulder and held up the package. “What’s this?”</w:t>
+        <w:t>I hurried back outside. The boy was still offering scarves to passengers. He was twelve or thirteen, in a thin coat with no gloves. His nose was red, but his black eyes shone like stars in the night, and when he smiled, his white teeth showed. I touched his shoulder and held up the package. “What’s this?”</w:t>
       </w:r>
     </w:p>
     <w:p>
@@ -89,7 +89,7 @@
         <w:spacing w:after="80"/>
       </w:pPr>
       <w:r>
-        <w:t>“But how will you earn anything? You’re out here working in this cold.”</w:t>
+        <w:t>“But how will you earn anything? Aren’t you to be pitied in this cold?”</w:t>
       </w:r>
     </w:p>
     <w:p>
@@ -97,7 +97,7 @@
         <w:spacing w:after="80"/>
       </w:pPr>
       <w:r>
-        <w:t>“It’s all right,” he said warmly.</w:t>
+        <w:t>“It’s all right,” he said, his eyes full of love.</w:t>
       </w:r>
     </w:p>
     <w:p>
@@ -119,7 +119,7 @@
     <w:p>
       <w:pPr/>
       <w:r>
-        <w:t>If he had asked where the money had come from when I claimed to have none, I would have wanted to disappear with shame. But he asked nothing. He seemed to trust everyone as naturally as he deserved to be trusted himself.</w:t>
+        <w:t>If he had asked where the money had come from when I claimed to have none, I would have wanted to disappear with shame. But he was straightforward, innocent, and pure, and he thought everyone else was as pure as he was.</w:t>
       </w:r>
     </w:p>
     <w:p>
@@ -143,7 +143,7 @@
         <w:spacing w:after="80"/>
       </w:pPr>
       <w:r>
-        <w:t>“It’s too much!” In his hurry to count the coins, he dropped some.</w:t>
+        <w:t>“It’s too much!” Flustered, he tried to separate the money, and some of it fell to the ground.</w:t>
       </w:r>
     </w:p>
     <w:p>
@@ -151,7 +151,7 @@
         <w:spacing w:after="80"/>
       </w:pPr>
       <w:r>
-        <w:t>“Then let it be my gift to you,” I said, smiling.</w:t>
+        <w:t>“It’s nothing; may you be well, and let it be my gift,” I said, smiling.</w:t>
       </w:r>
     </w:p>
     <w:p>
@@ -159,19 +159,19 @@
         <w:spacing w:after="80"/>
       </w:pPr>
       <w:r>
-        <w:t>His smile could have melted the ice. “Thank you, sister. May Allah be pleased with you.”</w:t>
+        <w:t>Ashamed, with the smile that melts the ice, he said: “Thank you, sister. May Allah be pleased with you.”</w:t>
       </w:r>
     </w:p>
     <w:p>
       <w:pPr/>
       <w:r>
-        <w:t>“And thank you,” I thought as I returned to my seat. “You have so little, yet such a generous heart.” Outside, the cold still gripped the city, where children like him worked to help their families and somehow kept their trust in people.</w:t>
+        <w:t>“And thank you,” I thought as I returned to my seat. “You be well too, generous-hearted, easily contented child of my poor country.” Outside, an icy cold still gripped this child's small, lovely city, where children like him remain pure in their innocence, keep their trust in people, turn winter into spring with their laughter, and work to help their families.</w:t>
       </w:r>
     </w:p>
     <w:p>
       <w:pPr/>
       <w:r>
-        <w:t>The bus pulled away, leaving the boy behind in the dark. I thought of everyone out in that cold with nowhere to go. My throat tightened, and I struggled to hold back tears.</w:t>
+        <w:t>The bus pulled away, leaving both the city and the scarf-selling boy behind in the dark. My heart ached. I thought of everyone out in that cold with nowhere to go. Mixed feelings filled me. My throat tightened, and I struggled to hold back tears.</w:t>
       </w:r>
     </w:p>
     <w:p>
@@ -193,11 +193,9 @@
         <w:rPr>
           <w:b/>
         </w:rPr>
-        <w:t>Moral:</w:t>
+        <w:t>Moral: Sometimes the most destitute person shows the greatest generosity. The pure heart of a child turns material poverty into wealth.</w:t>
       </w:r>
-      <w:r>
-        <w:t xml:space="preserve"> Sometimes the most helpless person shows the greatest generosity. The pure heart of a child turns material poverty into wealth.</w:t>
-      </w:r>
+      <w:r/>
     </w:p>
     <w:p>
       <w:pPr>
@@ -208,7 +206,7 @@
           <w:i/>
           <w:sz w:val="18"/>
         </w:rPr>
-        <w:t>Source: Publicly available internet sources.</w:t>
+        <w:t>Stories are taken from open Internet sources; illustrations were created with AI.</w:t>
       </w:r>
     </w:p>
     <w:sectPr>

--- a/en/wisdom-stories/scarf-seller.docx
+++ b/en/wisdom-stories/scarf-seller.docx
@@ -457,7 +457,7 @@
         <w:rPr>
           <w:lang/>
         </w:rPr>
-        <w:t>The bus travelled on, following the winding road between mountains blanketed in snow.</w:t>
+        <w:t xml:space="preserve">The bus traveled on, following the winding road between mountains blanketed in snow.</w:t>
       </w:r>
     </w:p>
     <w:p>
